--- a/assets/PlantillaUno.docx
+++ b/assets/PlantillaUno.docx
@@ -76,12 +76,21 @@
           </wp:anchor>
         </w:drawing>
       </w:r>
+      <w:proofErr w:type="spellStart"/>
       <w:r>
         <w:rPr>
           <w:color w:val="45B0E1" w:themeColor="accent1" w:themeTint="99"/>
           <w:lang w:val="es-ES"/>
         </w:rPr>
-        <w:t>Curriculum Vitae</w:t>
+        <w:t>Curriculum</w:t>
+      </w:r>
+      <w:proofErr w:type="spellEnd"/>
+      <w:r>
+        <w:rPr>
+          <w:color w:val="45B0E1" w:themeColor="accent1" w:themeTint="99"/>
+          <w:lang w:val="es-ES"/>
+        </w:rPr>
+        <w:t xml:space="preserve"> Vitae</w:t>
       </w:r>
     </w:p>
     <w:p>
@@ -98,11 +107,19 @@
           <w:lang w:val="es-ES"/>
         </w:rPr>
       </w:pPr>
-      <w:r>
-        <w:rPr>
-          <w:lang w:val="es-ES"/>
-        </w:rPr>
-        <w:t>Curriculum Vitae</w:t>
+      <w:proofErr w:type="spellStart"/>
+      <w:r>
+        <w:rPr>
+          <w:lang w:val="es-ES"/>
+        </w:rPr>
+        <w:t>Curriculum</w:t>
+      </w:r>
+      <w:proofErr w:type="spellEnd"/>
+      <w:r>
+        <w:rPr>
+          <w:lang w:val="es-ES"/>
+        </w:rPr>
+        <w:t xml:space="preserve"> Vitae</w:t>
       </w:r>
     </w:p>
     <w:p>
@@ -175,6 +192,7 @@
         </w:rPr>
         <w:t>{</w:t>
       </w:r>
+      <w:proofErr w:type="spellStart"/>
       <w:r>
         <w:rPr>
           <w:b/>
@@ -191,6 +209,7 @@
         </w:rPr>
         <w:t>tNom</w:t>
       </w:r>
+      <w:proofErr w:type="spellEnd"/>
       <w:r>
         <w:rPr>
           <w:b/>
@@ -223,6 +242,7 @@
         </w:rPr>
         <w:t xml:space="preserve"> {</w:t>
       </w:r>
+      <w:proofErr w:type="spellStart"/>
       <w:r>
         <w:rPr>
           <w:b/>
@@ -230,6 +250,7 @@
         </w:rPr>
         <w:t>EtTiempoExp</w:t>
       </w:r>
+      <w:proofErr w:type="spellEnd"/>
       <w:r>
         <w:rPr>
           <w:b/>
@@ -266,6 +287,7 @@
         </w:rPr>
         <w:t>{</w:t>
       </w:r>
+      <w:proofErr w:type="spellStart"/>
       <w:r>
         <w:rPr>
           <w:b/>
@@ -274,6 +296,7 @@
         </w:rPr>
         <w:t>EtNa</w:t>
       </w:r>
+      <w:proofErr w:type="spellEnd"/>
       <w:r>
         <w:rPr>
           <w:b/>
@@ -351,7 +374,7 @@
           <w:bCs/>
           <w:lang w:val="es-ES"/>
         </w:rPr>
-        <w:t>{idioma} – {nivel}</w:t>
+        <w:t>{idioma}</w:t>
       </w:r>
       <w:r>
         <w:rPr>
@@ -367,7 +390,25 @@
           <w:bCs/>
           <w:lang w:val="es-ES"/>
         </w:rPr>
-        <w:t>{/EtId}</w:t>
+        <w:t>{/</w:t>
+      </w:r>
+      <w:proofErr w:type="spellStart"/>
+      <w:r>
+        <w:rPr>
+          <w:b/>
+          <w:bCs/>
+          <w:lang w:val="es-ES"/>
+        </w:rPr>
+        <w:t>EtId</w:t>
+      </w:r>
+      <w:proofErr w:type="spellEnd"/>
+      <w:r>
+        <w:rPr>
+          <w:b/>
+          <w:bCs/>
+          <w:lang w:val="es-ES"/>
+        </w:rPr>
+        <w:t>}</w:t>
       </w:r>
     </w:p>
     <w:p>
@@ -394,6 +435,7 @@
         </w:rPr>
         <w:t>{</w:t>
       </w:r>
+      <w:proofErr w:type="spellStart"/>
       <w:r>
         <w:rPr>
           <w:b/>
@@ -402,6 +444,7 @@
         </w:rPr>
         <w:t>EtRe</w:t>
       </w:r>
+      <w:proofErr w:type="spellEnd"/>
       <w:r>
         <w:rPr>
           <w:b/>
@@ -432,6 +475,7 @@
         </w:rPr>
         <w:t>{</w:t>
       </w:r>
+      <w:proofErr w:type="spellStart"/>
       <w:r>
         <w:rPr>
           <w:b/>
@@ -441,6 +485,7 @@
         </w:rPr>
         <w:t>EtEd</w:t>
       </w:r>
+      <w:proofErr w:type="spellEnd"/>
       <w:r>
         <w:rPr>
           <w:b/>
@@ -577,7 +622,25 @@
           <w:bCs/>
           <w:lang w:val="es-ES"/>
         </w:rPr>
-        <w:t xml:space="preserve"> {fechaIni}</w:t>
+        <w:t xml:space="preserve"> {</w:t>
+      </w:r>
+      <w:proofErr w:type="spellStart"/>
+      <w:r>
+        <w:rPr>
+          <w:b/>
+          <w:bCs/>
+          <w:lang w:val="es-ES"/>
+        </w:rPr>
+        <w:t>fechaIni</w:t>
+      </w:r>
+      <w:proofErr w:type="spellEnd"/>
+      <w:r>
+        <w:rPr>
+          <w:b/>
+          <w:bCs/>
+          <w:lang w:val="es-ES"/>
+        </w:rPr>
+        <w:t>}</w:t>
       </w:r>
     </w:p>
     <w:p>
@@ -606,6 +669,7 @@
         </w:rPr>
         <w:t xml:space="preserve"> {</w:t>
       </w:r>
+      <w:proofErr w:type="spellStart"/>
       <w:r>
         <w:rPr>
           <w:b/>
@@ -614,6 +678,7 @@
         </w:rPr>
         <w:t>generacion</w:t>
       </w:r>
+      <w:proofErr w:type="spellEnd"/>
       <w:r>
         <w:rPr>
           <w:b/>
@@ -864,12 +929,14 @@
         </w:rPr>
         <w:t>{/</w:t>
       </w:r>
+      <w:proofErr w:type="spellStart"/>
       <w:r>
         <w:rPr>
           <w:color w:val="000000" w:themeColor="text1"/>
         </w:rPr>
         <w:t>tieneConocimientos</w:t>
       </w:r>
+      <w:proofErr w:type="spellEnd"/>
       <w:r>
         <w:rPr>
           <w:color w:val="000000" w:themeColor="text1"/>
@@ -892,12 +959,14 @@
         </w:rPr>
         <w:t>{#</w:t>
       </w:r>
+      <w:proofErr w:type="spellStart"/>
       <w:r>
         <w:rPr>
           <w:color w:val="000000" w:themeColor="text1"/>
         </w:rPr>
         <w:t>tieneSkills</w:t>
       </w:r>
+      <w:proofErr w:type="spellEnd"/>
       <w:r>
         <w:rPr>
           <w:color w:val="000000" w:themeColor="text1"/>
@@ -1172,12 +1241,14 @@
         </w:rPr>
         <w:t>{/</w:t>
       </w:r>
+      <w:proofErr w:type="spellStart"/>
       <w:r>
         <w:rPr>
           <w:lang w:val="es-ES"/>
         </w:rPr>
         <w:t>tieneSkills</w:t>
       </w:r>
+      <w:proofErr w:type="spellEnd"/>
       <w:r>
         <w:rPr>
           <w:color w:val="000000" w:themeColor="text1"/>
@@ -1287,7 +1358,23 @@
           <w:b/>
           <w:bCs/>
         </w:rPr>
-        <w:t>{organizacion}</w:t>
+        <w:t>{</w:t>
+      </w:r>
+      <w:proofErr w:type="spellStart"/>
+      <w:r>
+        <w:rPr>
+          <w:b/>
+          <w:bCs/>
+        </w:rPr>
+        <w:t>organizacion</w:t>
+      </w:r>
+      <w:proofErr w:type="spellEnd"/>
+      <w:r>
+        <w:rPr>
+          <w:b/>
+          <w:bCs/>
+        </w:rPr>
+        <w:t>}</w:t>
       </w:r>
     </w:p>
     <w:p>
@@ -1314,7 +1401,15 @@
         <w:t xml:space="preserve">Descripción: </w:t>
       </w:r>
       <w:r>
-        <w:t>{descripcion}</w:t>
+        <w:t>{</w:t>
+      </w:r>
+      <w:proofErr w:type="spellStart"/>
+      <w:r>
+        <w:t>descripcion</w:t>
+      </w:r>
+      <w:proofErr w:type="spellEnd"/>
+      <w:r>
+        <w:t>}</w:t>
       </w:r>
     </w:p>
     <w:p>
@@ -1333,9 +1428,11 @@
       <w:r>
         <w:t>Tiempo de estudios: {</w:t>
       </w:r>
+      <w:proofErr w:type="spellStart"/>
       <w:r>
         <w:t>tiempoEstudio</w:t>
       </w:r>
+      <w:proofErr w:type="spellEnd"/>
       <w:r>
         <w:t>}</w:t>
       </w:r>
@@ -1355,7 +1452,15 @@
         <w:jc w:val="both"/>
       </w:pPr>
       <w:r>
-        <w:t>{/tieneCursos}</w:t>
+        <w:t>{/</w:t>
+      </w:r>
+      <w:proofErr w:type="spellStart"/>
+      <w:r>
+        <w:t>tieneCursos</w:t>
+      </w:r>
+      <w:proofErr w:type="spellEnd"/>
+      <w:r>
+        <w:t>}</w:t>
       </w:r>
     </w:p>
     <w:p>
@@ -1421,7 +1526,15 @@
         <w:jc w:val="both"/>
       </w:pPr>
       <w:r>
-        <w:t>{/tieneComentarios}</w:t>
+        <w:t>{/</w:t>
+      </w:r>
+      <w:proofErr w:type="spellStart"/>
+      <w:r>
+        <w:t>tieneComentarios</w:t>
+      </w:r>
+      <w:proofErr w:type="spellEnd"/>
+      <w:r>
+        <w:t>}</w:t>
       </w:r>
     </w:p>
     <w:sectPr>

--- a/assets/PlantillaUno.docx
+++ b/assets/PlantillaUno.docx
@@ -803,10 +803,18 @@
               </w:rPr>
             </w:pPr>
             <w:r>
-              <w:t>{#conocimientos}</w:t>
-            </w:r>
-            <w:r>
-              <w:t>{#conocimiento1}</w:t>
+              <w:t>{#</w:t>
+            </w:r>
+            <w:proofErr w:type="gramStart"/>
+            <w:r>
+              <w:t>conocimientos}</w:t>
+            </w:r>
+            <w:r>
+              <w:t>{</w:t>
+            </w:r>
+            <w:proofErr w:type="gramEnd"/>
+            <w:r>
+              <w:t>#conocimiento1}</w:t>
             </w:r>
             <w:r>
               <w:t>•</w:t>
@@ -828,11 +836,16 @@
               </w:rPr>
             </w:pPr>
             <w:r>
-              <w:t>{#conocimiento2}</w:t>
+              <w:t>{#conocimiento</w:t>
+            </w:r>
+            <w:proofErr w:type="gramStart"/>
+            <w:r>
+              <w:t>2}</w:t>
             </w:r>
             <w:r>
               <w:t>•</w:t>
             </w:r>
+            <w:proofErr w:type="gramEnd"/>
             <w:r>
               <w:t>{conocimiento</w:t>
             </w:r>
@@ -859,11 +872,16 @@
               </w:rPr>
             </w:pPr>
             <w:r>
-              <w:t>{#conocimiento3}</w:t>
+              <w:t>{#conocimiento</w:t>
+            </w:r>
+            <w:proofErr w:type="gramStart"/>
+            <w:r>
+              <w:t>3}</w:t>
             </w:r>
             <w:r>
               <w:t>•</w:t>
             </w:r>
+            <w:proofErr w:type="gramEnd"/>
             <w:r>
               <w:t>{conocimiento</w:t>
             </w:r>
@@ -890,11 +908,16 @@
               </w:rPr>
             </w:pPr>
             <w:r>
-              <w:t>{#conocimiento4}</w:t>
+              <w:t>{#conocimiento</w:t>
+            </w:r>
+            <w:proofErr w:type="gramStart"/>
+            <w:r>
+              <w:t>4}</w:t>
             </w:r>
             <w:r>
               <w:t>•</w:t>
             </w:r>
+            <w:proofErr w:type="gramEnd"/>
             <w:r>
               <w:t>{conocimiento</w:t>
             </w:r>
@@ -977,6 +1000,7 @@
     </w:p>
     <w:p>
       <w:pPr>
+        <w:keepNext/>
         <w:spacing w:before="240" w:after="0"/>
         <w:rPr>
           <w:b/>
@@ -997,6 +1021,7 @@
     </w:p>
     <w:p>
       <w:pPr>
+        <w:keepNext/>
         <w:spacing w:after="0"/>
         <w:rPr>
           <w:b/>
@@ -1047,15 +1072,24 @@
           </w:tcPr>
           <w:p>
             <w:pPr>
+              <w:keepNext/>
               <w:rPr>
                 <w:lang w:val="es-ES"/>
               </w:rPr>
             </w:pPr>
             <w:r>
-              <w:t>{#habilidades}</w:t>
-            </w:r>
-            <w:r>
               <w:t>{#</w:t>
+            </w:r>
+            <w:proofErr w:type="gramStart"/>
+            <w:r>
+              <w:t>habilidades}</w:t>
+            </w:r>
+            <w:r>
+              <w:t>{</w:t>
+            </w:r>
+            <w:proofErr w:type="gramEnd"/>
+            <w:r>
+              <w:t>#</w:t>
             </w:r>
             <w:r>
               <w:t>skill</w:t>
@@ -1093,6 +1127,7 @@
           </w:tcPr>
           <w:p>
             <w:pPr>
+              <w:keepNext/>
               <w:rPr>
                 <w:lang w:val="es-ES"/>
               </w:rPr>
@@ -1103,12 +1138,14 @@
             <w:r>
               <w:t>skill</w:t>
             </w:r>
+            <w:proofErr w:type="gramStart"/>
             <w:r>
               <w:t>2}</w:t>
             </w:r>
             <w:r>
               <w:t>•</w:t>
             </w:r>
+            <w:proofErr w:type="gramEnd"/>
             <w:r>
               <w:t>{</w:t>
             </w:r>
@@ -1136,6 +1173,7 @@
           </w:tcPr>
           <w:p>
             <w:pPr>
+              <w:keepNext/>
               <w:rPr>
                 <w:lang w:val="es-ES"/>
               </w:rPr>
@@ -1146,12 +1184,14 @@
             <w:r>
               <w:t>skill</w:t>
             </w:r>
+            <w:proofErr w:type="gramStart"/>
             <w:r>
               <w:t>3}</w:t>
             </w:r>
             <w:r>
               <w:t>•</w:t>
             </w:r>
+            <w:proofErr w:type="gramEnd"/>
             <w:r>
               <w:t>{</w:t>
             </w:r>
@@ -1179,6 +1219,7 @@
           </w:tcPr>
           <w:p>
             <w:pPr>
+              <w:keepNext/>
               <w:rPr>
                 <w:lang w:val="es-ES"/>
               </w:rPr>
@@ -1189,12 +1230,14 @@
             <w:r>
               <w:t>skill</w:t>
             </w:r>
+            <w:proofErr w:type="gramStart"/>
             <w:r>
               <w:t>4}</w:t>
             </w:r>
             <w:r>
               <w:t>•</w:t>
             </w:r>
+            <w:proofErr w:type="gramEnd"/>
             <w:r>
               <w:t>{</w:t>
             </w:r>
@@ -1273,6 +1316,7 @@
     </w:p>
     <w:p>
       <w:pPr>
+        <w:keepNext/>
         <w:spacing w:after="0"/>
         <w:rPr>
           <w:b/>
@@ -1288,11 +1332,13 @@
           <w:color w:val="0070C0"/>
           <w:lang w:val="es-ES"/>
         </w:rPr>
+        <w:lastRenderedPageBreak/>
         <w:t>OTROS ESTUDIOS</w:t>
       </w:r>
     </w:p>
     <w:p>
       <w:pPr>
+        <w:keepNext/>
         <w:spacing w:after="0"/>
         <w:rPr>
           <w:b/>
@@ -1312,16 +1358,17 @@
     </w:p>
     <w:p>
       <w:pPr>
+        <w:keepNext/>
         <w:spacing w:after="0"/>
         <w:jc w:val="both"/>
       </w:pPr>
       <w:r>
-        <w:lastRenderedPageBreak/>
         <w:t>{#cursos}</w:t>
       </w:r>
     </w:p>
     <w:p>
       <w:pPr>
+        <w:keepNext/>
         <w:spacing w:after="0"/>
         <w:jc w:val="both"/>
         <w:rPr>
@@ -1479,6 +1526,7 @@
     </w:p>
     <w:p>
       <w:pPr>
+        <w:keepNext/>
         <w:spacing w:after="0"/>
         <w:rPr>
           <w:b/>
@@ -1499,6 +1547,7 @@
     </w:p>
     <w:p>
       <w:pPr>
+        <w:keepNext/>
         <w:spacing w:after="0"/>
         <w:rPr>
           <w:b/>
@@ -1517,6 +1566,9 @@
       </w:r>
     </w:p>
     <w:p>
+      <w:pPr>
+        <w:keepNext/>
+      </w:pPr>
       <w:r>
         <w:t>{comentarios}</w:t>
       </w:r>

--- a/assets/PlantillaUno.docx
+++ b/assets/PlantillaUno.docx
@@ -728,6 +728,7 @@
     </w:p>
     <w:p>
       <w:pPr>
+        <w:keepNext/>
         <w:spacing w:after="0"/>
         <w:rPr>
           <w:b/>
@@ -744,279 +745,6 @@
           <w:lang w:val="es-ES"/>
         </w:rPr>
         <w:t>CONOCIMIENTO TECNICO</w:t>
-      </w:r>
-    </w:p>
-    <w:p>
-      <w:pPr>
-        <w:spacing w:after="0"/>
-        <w:rPr>
-          <w:b/>
-          <w:bCs/>
-          <w:color w:val="000000" w:themeColor="text1"/>
-          <w:lang w:val="es-ES"/>
-        </w:rPr>
-      </w:pPr>
-      <w:r>
-        <w:rPr>
-          <w:b/>
-          <w:bCs/>
-          <w:color w:val="000000" w:themeColor="text1"/>
-        </w:rPr>
-        <w:t>‾‾‾‾‾‾‾‾‾‾‾‾‾‾‾‾‾‾‾‾‾‾‾‾‾‾‾‾‾‾‾‾‾‾‾‾‾‾‾‾‾‾‾‾‾‾‾‾‾‾‾‾‾‾‾‾‾‾‾‾‾‾‾‾‾‾‾‾‾‾‾‾‾‾‾‾‾‾‾‾‾‾‾‾‾‾‾‾‾‾‾‾‾‾‾‾‾</w:t>
-      </w:r>
-    </w:p>
-    <w:tbl>
-      <w:tblPr>
-        <w:tblStyle w:val="Tablaconcuadrcula"/>
-        <w:tblW w:w="0" w:type="auto"/>
-        <w:jc w:val="center"/>
-        <w:tblBorders>
-          <w:top w:val="none" w:sz="0" w:space="0" w:color="auto"/>
-          <w:left w:val="none" w:sz="0" w:space="0" w:color="auto"/>
-          <w:bottom w:val="none" w:sz="0" w:space="0" w:color="auto"/>
-          <w:right w:val="none" w:sz="0" w:space="0" w:color="auto"/>
-          <w:insideH w:val="none" w:sz="0" w:space="0" w:color="auto"/>
-          <w:insideV w:val="none" w:sz="0" w:space="0" w:color="auto"/>
-        </w:tblBorders>
-        <w:tblLayout w:type="fixed"/>
-        <w:tblLook w:val="04A0" w:firstRow="1" w:lastRow="0" w:firstColumn="1" w:lastColumn="0" w:noHBand="0" w:noVBand="1"/>
-      </w:tblPr>
-      <w:tblGrid>
-        <w:gridCol w:w="2700"/>
-        <w:gridCol w:w="2700"/>
-        <w:gridCol w:w="2700"/>
-        <w:gridCol w:w="2700"/>
-      </w:tblGrid>
-      <w:tr>
-        <w:trPr>
-          <w:jc w:val="center"/>
-        </w:trPr>
-        <w:tc>
-          <w:tcPr>
-            <w:tcW w:w="2700" w:type="dxa"/>
-            <w:vAlign w:val="center"/>
-          </w:tcPr>
-          <w:p>
-            <w:pPr>
-              <w:rPr>
-                <w:lang w:val="es-ES"/>
-              </w:rPr>
-            </w:pPr>
-            <w:r>
-              <w:t>{#</w:t>
-            </w:r>
-            <w:proofErr w:type="gramStart"/>
-            <w:r>
-              <w:t>conocimientos}</w:t>
-            </w:r>
-            <w:r>
-              <w:t>{</w:t>
-            </w:r>
-            <w:proofErr w:type="gramEnd"/>
-            <w:r>
-              <w:t>#conocimiento1}</w:t>
-            </w:r>
-            <w:r>
-              <w:t>•</w:t>
-            </w:r>
-            <w:r>
-              <w:t>{conocimiento1}{/conocimiento1}</w:t>
-            </w:r>
-          </w:p>
-        </w:tc>
-        <w:tc>
-          <w:tcPr>
-            <w:tcW w:w="2700" w:type="dxa"/>
-            <w:vAlign w:val="center"/>
-          </w:tcPr>
-          <w:p>
-            <w:pPr>
-              <w:rPr>
-                <w:lang w:val="es-ES"/>
-              </w:rPr>
-            </w:pPr>
-            <w:r>
-              <w:t>{#conocimiento</w:t>
-            </w:r>
-            <w:proofErr w:type="gramStart"/>
-            <w:r>
-              <w:t>2}</w:t>
-            </w:r>
-            <w:r>
-              <w:t>•</w:t>
-            </w:r>
-            <w:proofErr w:type="gramEnd"/>
-            <w:r>
-              <w:t>{conocimiento</w:t>
-            </w:r>
-            <w:r>
-              <w:t>2</w:t>
-            </w:r>
-            <w:r>
-              <w:t>}</w:t>
-            </w:r>
-            <w:r>
-              <w:t>{/conocimiento2}</w:t>
-            </w:r>
-          </w:p>
-        </w:tc>
-        <w:tc>
-          <w:tcPr>
-            <w:tcW w:w="2700" w:type="dxa"/>
-            <w:vAlign w:val="center"/>
-          </w:tcPr>
-          <w:p>
-            <w:pPr>
-              <w:rPr>
-                <w:lang w:val="es-ES"/>
-              </w:rPr>
-            </w:pPr>
-            <w:r>
-              <w:t>{#conocimiento</w:t>
-            </w:r>
-            <w:proofErr w:type="gramStart"/>
-            <w:r>
-              <w:t>3}</w:t>
-            </w:r>
-            <w:r>
-              <w:t>•</w:t>
-            </w:r>
-            <w:proofErr w:type="gramEnd"/>
-            <w:r>
-              <w:t>{conocimiento</w:t>
-            </w:r>
-            <w:r>
-              <w:t>3</w:t>
-            </w:r>
-            <w:r>
-              <w:t>}</w:t>
-            </w:r>
-            <w:r>
-              <w:t>{/conocimiento3}</w:t>
-            </w:r>
-          </w:p>
-        </w:tc>
-        <w:tc>
-          <w:tcPr>
-            <w:tcW w:w="2700" w:type="dxa"/>
-            <w:vAlign w:val="center"/>
-          </w:tcPr>
-          <w:p>
-            <w:pPr>
-              <w:rPr>
-                <w:lang w:val="es-ES"/>
-              </w:rPr>
-            </w:pPr>
-            <w:r>
-              <w:t>{#conocimiento</w:t>
-            </w:r>
-            <w:proofErr w:type="gramStart"/>
-            <w:r>
-              <w:t>4}</w:t>
-            </w:r>
-            <w:r>
-              <w:t>•</w:t>
-            </w:r>
-            <w:proofErr w:type="gramEnd"/>
-            <w:r>
-              <w:t>{conocimiento</w:t>
-            </w:r>
-            <w:r>
-              <w:t>4</w:t>
-            </w:r>
-            <w:r>
-              <w:t>}</w:t>
-            </w:r>
-            <w:r>
-              <w:t>{/conocimiento4}</w:t>
-            </w:r>
-            <w:r>
-              <w:t>{/}</w:t>
-            </w:r>
-          </w:p>
-        </w:tc>
-      </w:tr>
-    </w:tbl>
-    <w:p>
-      <w:pPr>
-        <w:spacing w:before="240"/>
-        <w:rPr>
-          <w:color w:val="000000" w:themeColor="text1"/>
-          <w:lang w:val="es-ES"/>
-        </w:rPr>
-      </w:pPr>
-      <w:r>
-        <w:rPr>
-          <w:color w:val="000000" w:themeColor="text1"/>
-          <w:lang w:val="es-ES"/>
-        </w:rPr>
-        <w:t>{/</w:t>
-      </w:r>
-      <w:proofErr w:type="spellStart"/>
-      <w:r>
-        <w:rPr>
-          <w:color w:val="000000" w:themeColor="text1"/>
-        </w:rPr>
-        <w:t>tieneConocimientos</w:t>
-      </w:r>
-      <w:proofErr w:type="spellEnd"/>
-      <w:r>
-        <w:rPr>
-          <w:color w:val="000000" w:themeColor="text1"/>
-          <w:lang w:val="es-ES"/>
-        </w:rPr>
-        <w:t>}</w:t>
-      </w:r>
-    </w:p>
-    <w:p>
-      <w:pPr>
-        <w:spacing w:before="240"/>
-        <w:rPr>
-          <w:color w:val="000000" w:themeColor="text1"/>
-        </w:rPr>
-      </w:pPr>
-      <w:r>
-        <w:rPr>
-          <w:color w:val="000000" w:themeColor="text1"/>
-          <w:lang w:val="es-ES"/>
-        </w:rPr>
-        <w:t>{#</w:t>
-      </w:r>
-      <w:proofErr w:type="spellStart"/>
-      <w:r>
-        <w:rPr>
-          <w:color w:val="000000" w:themeColor="text1"/>
-        </w:rPr>
-        <w:t>tieneSkills</w:t>
-      </w:r>
-      <w:proofErr w:type="spellEnd"/>
-      <w:r>
-        <w:rPr>
-          <w:color w:val="000000" w:themeColor="text1"/>
-          <w:lang w:val="es-ES"/>
-        </w:rPr>
-        <w:t>}</w:t>
-      </w:r>
-    </w:p>
-    <w:p>
-      <w:pPr>
-        <w:keepNext/>
-        <w:spacing w:before="240" w:after="0"/>
-        <w:rPr>
-          <w:b/>
-          <w:bCs/>
-          <w:color w:val="0070C0"/>
-          <w:lang w:val="es-ES"/>
-        </w:rPr>
-      </w:pPr>
-      <w:r>
-        <w:rPr>
-          <w:b/>
-          <w:bCs/>
-          <w:color w:val="0070C0"/>
-          <w:lang w:val="es-ES"/>
-        </w:rPr>
-        <w:t>HABILIDADES BLANDAS</w:t>
       </w:r>
     </w:p>
     <w:p>
@@ -1082,41 +810,20 @@
             </w:r>
             <w:proofErr w:type="gramStart"/>
             <w:r>
-              <w:t>habilidades}</w:t>
+              <w:t>conocimientos}</w:t>
             </w:r>
             <w:r>
               <w:t>{</w:t>
             </w:r>
             <w:proofErr w:type="gramEnd"/>
             <w:r>
-              <w:t>#</w:t>
-            </w:r>
-            <w:r>
-              <w:t>skill</w:t>
-            </w:r>
-            <w:r>
-              <w:t>1}</w:t>
+              <w:t>#conocimiento1}</w:t>
             </w:r>
             <w:r>
               <w:t>•</w:t>
             </w:r>
             <w:r>
-              <w:t>{skill</w:t>
-            </w:r>
-            <w:r>
-              <w:t>1</w:t>
-            </w:r>
-            <w:r>
-              <w:t>}{/</w:t>
-            </w:r>
-            <w:r>
-              <w:t>skill</w:t>
-            </w:r>
-            <w:r>
-              <w:t>1</w:t>
-            </w:r>
-            <w:r>
-              <w:t>}</w:t>
+              <w:t>{conocimiento1}{/conocimiento1}</w:t>
             </w:r>
           </w:p>
         </w:tc>
@@ -1133,10 +840,7 @@
               </w:rPr>
             </w:pPr>
             <w:r>
-              <w:t>{#</w:t>
-            </w:r>
-            <w:r>
-              <w:t>skill</w:t>
+              <w:t>{#conocimiento</w:t>
             </w:r>
             <w:proofErr w:type="gramStart"/>
             <w:r>
@@ -1147,22 +851,16 @@
             </w:r>
             <w:proofErr w:type="gramEnd"/>
             <w:r>
-              <w:t>{</w:t>
-            </w:r>
-            <w:r>
-              <w:t>skill2</w:t>
+              <w:t>{conocimiento</w:t>
+            </w:r>
+            <w:r>
+              <w:t>2</w:t>
             </w:r>
             <w:r>
               <w:t>}</w:t>
             </w:r>
             <w:r>
-              <w:t>{/</w:t>
-            </w:r>
-            <w:r>
-              <w:t>skill2</w:t>
-            </w:r>
-            <w:r>
-              <w:t>}</w:t>
+              <w:t>{/conocimiento2}</w:t>
             </w:r>
           </w:p>
         </w:tc>
@@ -1179,10 +877,7 @@
               </w:rPr>
             </w:pPr>
             <w:r>
-              <w:t>{#</w:t>
-            </w:r>
-            <w:r>
-              <w:t>skill</w:t>
+              <w:t>{#conocimiento</w:t>
             </w:r>
             <w:proofErr w:type="gramStart"/>
             <w:r>
@@ -1193,22 +888,16 @@
             </w:r>
             <w:proofErr w:type="gramEnd"/>
             <w:r>
-              <w:t>{</w:t>
-            </w:r>
-            <w:r>
-              <w:t>skill3</w:t>
+              <w:t>{conocimiento</w:t>
+            </w:r>
+            <w:r>
+              <w:t>3</w:t>
             </w:r>
             <w:r>
               <w:t>}</w:t>
             </w:r>
             <w:r>
-              <w:t>{/</w:t>
-            </w:r>
-            <w:r>
-              <w:t>skill3</w:t>
-            </w:r>
-            <w:r>
-              <w:t>}</w:t>
+              <w:t>{/conocimiento3}</w:t>
             </w:r>
           </w:p>
         </w:tc>
@@ -1225,10 +914,7 @@
               </w:rPr>
             </w:pPr>
             <w:r>
-              <w:t>{#</w:t>
-            </w:r>
-            <w:r>
-              <w:t>skill</w:t>
+              <w:t>{#conocimiento</w:t>
             </w:r>
             <w:proofErr w:type="gramStart"/>
             <w:r>
@@ -1239,10 +925,7 @@
             </w:r>
             <w:proofErr w:type="gramEnd"/>
             <w:r>
-              <w:t>{</w:t>
-            </w:r>
-            <w:r>
-              <w:t>skill</w:t>
+              <w:t>{conocimiento</w:t>
             </w:r>
             <w:r>
               <w:t>4</w:t>
@@ -1251,19 +934,10 @@
               <w:t>}</w:t>
             </w:r>
             <w:r>
-              <w:t>{/</w:t>
-            </w:r>
-            <w:r>
-              <w:t>skill</w:t>
-            </w:r>
-            <w:r>
-              <w:t>4}</w:t>
-            </w:r>
-            <w:r>
-              <w:t>{</w:t>
-            </w:r>
-            <w:r>
-              <w:t>/}</w:t>
+              <w:t>{/conocimiento4}</w:t>
+            </w:r>
+            <w:r>
+              <w:t>{/}</w:t>
             </w:r>
           </w:p>
         </w:tc>
@@ -1271,6 +945,338 @@
     </w:tbl>
     <w:p>
       <w:pPr>
+        <w:spacing w:before="240"/>
+        <w:rPr>
+          <w:color w:val="000000" w:themeColor="text1"/>
+          <w:lang w:val="es-ES"/>
+        </w:rPr>
+      </w:pPr>
+      <w:r>
+        <w:rPr>
+          <w:color w:val="000000" w:themeColor="text1"/>
+          <w:lang w:val="es-ES"/>
+        </w:rPr>
+        <w:t>{/</w:t>
+      </w:r>
+      <w:proofErr w:type="spellStart"/>
+      <w:r>
+        <w:rPr>
+          <w:color w:val="000000" w:themeColor="text1"/>
+        </w:rPr>
+        <w:t>tieneConocimientos</w:t>
+      </w:r>
+      <w:proofErr w:type="spellEnd"/>
+      <w:r>
+        <w:rPr>
+          <w:color w:val="000000" w:themeColor="text1"/>
+          <w:lang w:val="es-ES"/>
+        </w:rPr>
+        <w:t>}</w:t>
+      </w:r>
+    </w:p>
+    <w:p>
+      <w:pPr>
+        <w:spacing w:before="240"/>
+        <w:rPr>
+          <w:color w:val="000000" w:themeColor="text1"/>
+        </w:rPr>
+      </w:pPr>
+      <w:r>
+        <w:rPr>
+          <w:color w:val="000000" w:themeColor="text1"/>
+          <w:lang w:val="es-ES"/>
+        </w:rPr>
+        <w:t>{#</w:t>
+      </w:r>
+      <w:proofErr w:type="spellStart"/>
+      <w:r>
+        <w:rPr>
+          <w:color w:val="000000" w:themeColor="text1"/>
+        </w:rPr>
+        <w:t>tieneSkills</w:t>
+      </w:r>
+      <w:proofErr w:type="spellEnd"/>
+      <w:r>
+        <w:rPr>
+          <w:color w:val="000000" w:themeColor="text1"/>
+          <w:lang w:val="es-ES"/>
+        </w:rPr>
+        <w:t>}</w:t>
+      </w:r>
+    </w:p>
+    <w:p>
+      <w:pPr>
+        <w:keepNext/>
+        <w:spacing w:before="240" w:after="0"/>
+        <w:rPr>
+          <w:b/>
+          <w:bCs/>
+          <w:color w:val="0070C0"/>
+          <w:lang w:val="es-ES"/>
+        </w:rPr>
+      </w:pPr>
+      <w:r>
+        <w:rPr>
+          <w:b/>
+          <w:bCs/>
+          <w:color w:val="0070C0"/>
+          <w:lang w:val="es-ES"/>
+        </w:rPr>
+        <w:t>HABILIDADES BLANDAS</w:t>
+      </w:r>
+    </w:p>
+    <w:p>
+      <w:pPr>
+        <w:keepNext/>
+        <w:spacing w:after="0"/>
+        <w:rPr>
+          <w:b/>
+          <w:bCs/>
+          <w:color w:val="000000" w:themeColor="text1"/>
+          <w:lang w:val="es-ES"/>
+        </w:rPr>
+      </w:pPr>
+      <w:r>
+        <w:rPr>
+          <w:b/>
+          <w:bCs/>
+          <w:color w:val="000000" w:themeColor="text1"/>
+        </w:rPr>
+        <w:t>‾‾‾‾‾‾‾‾‾‾‾‾‾‾‾‾‾‾‾‾‾‾‾‾‾‾‾‾‾‾‾‾‾‾‾‾‾‾‾‾‾‾‾‾‾‾‾‾‾‾‾‾‾‾‾‾‾‾‾‾‾‾‾‾‾‾‾‾‾‾‾‾‾‾‾‾‾‾‾‾‾‾‾‾‾‾‾‾‾‾‾‾‾‾‾‾‾</w:t>
+      </w:r>
+    </w:p>
+    <w:tbl>
+      <w:tblPr>
+        <w:tblStyle w:val="Tablaconcuadrcula"/>
+        <w:tblW w:w="0" w:type="auto"/>
+        <w:jc w:val="center"/>
+        <w:tblBorders>
+          <w:top w:val="none" w:sz="0" w:space="0" w:color="auto"/>
+          <w:left w:val="none" w:sz="0" w:space="0" w:color="auto"/>
+          <w:bottom w:val="none" w:sz="0" w:space="0" w:color="auto"/>
+          <w:right w:val="none" w:sz="0" w:space="0" w:color="auto"/>
+          <w:insideH w:val="none" w:sz="0" w:space="0" w:color="auto"/>
+          <w:insideV w:val="none" w:sz="0" w:space="0" w:color="auto"/>
+        </w:tblBorders>
+        <w:tblLayout w:type="fixed"/>
+        <w:tblLook w:val="04A0" w:firstRow="1" w:lastRow="0" w:firstColumn="1" w:lastColumn="0" w:noHBand="0" w:noVBand="1"/>
+      </w:tblPr>
+      <w:tblGrid>
+        <w:gridCol w:w="2700"/>
+        <w:gridCol w:w="2700"/>
+        <w:gridCol w:w="2700"/>
+        <w:gridCol w:w="2700"/>
+      </w:tblGrid>
+      <w:tr>
+        <w:trPr>
+          <w:jc w:val="center"/>
+        </w:trPr>
+        <w:tc>
+          <w:tcPr>
+            <w:tcW w:w="2700" w:type="dxa"/>
+            <w:vAlign w:val="center"/>
+          </w:tcPr>
+          <w:p>
+            <w:pPr>
+              <w:keepNext/>
+              <w:rPr>
+                <w:lang w:val="es-ES"/>
+              </w:rPr>
+            </w:pPr>
+            <w:r>
+              <w:t>{#</w:t>
+            </w:r>
+            <w:proofErr w:type="gramStart"/>
+            <w:r>
+              <w:t>habilidades}</w:t>
+            </w:r>
+            <w:r>
+              <w:t>{</w:t>
+            </w:r>
+            <w:proofErr w:type="gramEnd"/>
+            <w:r>
+              <w:t>#</w:t>
+            </w:r>
+            <w:r>
+              <w:t>skill</w:t>
+            </w:r>
+            <w:r>
+              <w:t>1}</w:t>
+            </w:r>
+            <w:r>
+              <w:t>•</w:t>
+            </w:r>
+            <w:r>
+              <w:t>{skill</w:t>
+            </w:r>
+            <w:r>
+              <w:t>1</w:t>
+            </w:r>
+            <w:r>
+              <w:t>}{/</w:t>
+            </w:r>
+            <w:r>
+              <w:t>skill</w:t>
+            </w:r>
+            <w:r>
+              <w:t>1</w:t>
+            </w:r>
+            <w:r>
+              <w:t>}</w:t>
+            </w:r>
+          </w:p>
+        </w:tc>
+        <w:tc>
+          <w:tcPr>
+            <w:tcW w:w="2700" w:type="dxa"/>
+            <w:vAlign w:val="center"/>
+          </w:tcPr>
+          <w:p>
+            <w:pPr>
+              <w:keepNext/>
+              <w:rPr>
+                <w:lang w:val="es-ES"/>
+              </w:rPr>
+            </w:pPr>
+            <w:r>
+              <w:t>{#</w:t>
+            </w:r>
+            <w:r>
+              <w:t>skill</w:t>
+            </w:r>
+            <w:proofErr w:type="gramStart"/>
+            <w:r>
+              <w:t>2}</w:t>
+            </w:r>
+            <w:r>
+              <w:t>•</w:t>
+            </w:r>
+            <w:proofErr w:type="gramEnd"/>
+            <w:r>
+              <w:t>{</w:t>
+            </w:r>
+            <w:r>
+              <w:t>skill2</w:t>
+            </w:r>
+            <w:r>
+              <w:t>}</w:t>
+            </w:r>
+            <w:r>
+              <w:t>{/</w:t>
+            </w:r>
+            <w:r>
+              <w:t>skill2</w:t>
+            </w:r>
+            <w:r>
+              <w:t>}</w:t>
+            </w:r>
+          </w:p>
+        </w:tc>
+        <w:tc>
+          <w:tcPr>
+            <w:tcW w:w="2700" w:type="dxa"/>
+            <w:vAlign w:val="center"/>
+          </w:tcPr>
+          <w:p>
+            <w:pPr>
+              <w:keepNext/>
+              <w:rPr>
+                <w:lang w:val="es-ES"/>
+              </w:rPr>
+            </w:pPr>
+            <w:r>
+              <w:t>{#</w:t>
+            </w:r>
+            <w:r>
+              <w:t>skill</w:t>
+            </w:r>
+            <w:proofErr w:type="gramStart"/>
+            <w:r>
+              <w:t>3}</w:t>
+            </w:r>
+            <w:r>
+              <w:t>•</w:t>
+            </w:r>
+            <w:proofErr w:type="gramEnd"/>
+            <w:r>
+              <w:t>{</w:t>
+            </w:r>
+            <w:r>
+              <w:t>skill3</w:t>
+            </w:r>
+            <w:r>
+              <w:t>}</w:t>
+            </w:r>
+            <w:r>
+              <w:t>{/</w:t>
+            </w:r>
+            <w:r>
+              <w:t>skill3</w:t>
+            </w:r>
+            <w:r>
+              <w:t>}</w:t>
+            </w:r>
+          </w:p>
+        </w:tc>
+        <w:tc>
+          <w:tcPr>
+            <w:tcW w:w="2700" w:type="dxa"/>
+            <w:vAlign w:val="center"/>
+          </w:tcPr>
+          <w:p>
+            <w:pPr>
+              <w:keepNext/>
+              <w:rPr>
+                <w:lang w:val="es-ES"/>
+              </w:rPr>
+            </w:pPr>
+            <w:r>
+              <w:t>{#</w:t>
+            </w:r>
+            <w:r>
+              <w:t>skill</w:t>
+            </w:r>
+            <w:proofErr w:type="gramStart"/>
+            <w:r>
+              <w:t>4}</w:t>
+            </w:r>
+            <w:r>
+              <w:t>•</w:t>
+            </w:r>
+            <w:proofErr w:type="gramEnd"/>
+            <w:r>
+              <w:t>{</w:t>
+            </w:r>
+            <w:r>
+              <w:t>skill</w:t>
+            </w:r>
+            <w:r>
+              <w:t>4</w:t>
+            </w:r>
+            <w:r>
+              <w:t>}</w:t>
+            </w:r>
+            <w:r>
+              <w:t>{/</w:t>
+            </w:r>
+            <w:r>
+              <w:t>skill</w:t>
+            </w:r>
+            <w:r>
+              <w:t>4}</w:t>
+            </w:r>
+            <w:r>
+              <w:t>{</w:t>
+            </w:r>
+            <w:r>
+              <w:t>/}</w:t>
+            </w:r>
+          </w:p>
+        </w:tc>
+      </w:tr>
+    </w:tbl>
+    <w:p>
+      <w:pPr>
         <w:jc w:val="both"/>
         <w:rPr>
           <w:color w:val="000000" w:themeColor="text1"/>
@@ -1509,6 +1515,12 @@
       <w:r>
         <w:t>}</w:t>
       </w:r>
+    </w:p>
+    <w:p>
+      <w:pPr>
+        <w:spacing w:after="0"/>
+        <w:jc w:val="both"/>
+      </w:pPr>
     </w:p>
     <w:p>
       <w:pPr>

--- a/assets/PlantillaUno.docx
+++ b/assets/PlantillaUno.docx
@@ -728,8 +728,280 @@
     </w:p>
     <w:p>
       <w:pPr>
+        <w:spacing w:after="0"/>
+        <w:rPr>
+          <w:b/>
+          <w:bCs/>
+          <w:color w:val="0070C0"/>
+          <w:lang w:val="es-ES"/>
+        </w:rPr>
+      </w:pPr>
+      <w:r>
+        <w:rPr>
+          <w:b/>
+          <w:bCs/>
+          <w:color w:val="0070C0"/>
+          <w:lang w:val="es-ES"/>
+        </w:rPr>
+        <w:t>CONOCIMIENTO TECNICO</w:t>
+      </w:r>
+    </w:p>
+    <w:p>
+      <w:pPr>
+        <w:spacing w:after="0"/>
+        <w:rPr>
+          <w:b/>
+          <w:bCs/>
+          <w:color w:val="000000" w:themeColor="text1"/>
+          <w:lang w:val="es-ES"/>
+        </w:rPr>
+      </w:pPr>
+      <w:r>
+        <w:rPr>
+          <w:b/>
+          <w:bCs/>
+          <w:color w:val="000000" w:themeColor="text1"/>
+        </w:rPr>
+        <w:t>‾‾‾‾‾‾‾‾‾‾‾‾‾‾‾‾‾‾‾‾‾‾‾‾‾‾‾‾‾‾‾‾‾‾‾‾‾‾‾‾‾‾‾‾‾‾‾‾‾‾‾‾‾‾‾‾‾‾‾‾‾‾‾‾‾‾‾‾‾‾‾‾‾‾‾‾‾‾‾‾‾‾‾‾‾‾‾‾‾‾‾‾‾‾‾‾‾</w:t>
+      </w:r>
+    </w:p>
+    <w:tbl>
+      <w:tblPr>
+        <w:tblStyle w:val="Tablaconcuadrcula"/>
+        <w:tblW w:w="0" w:type="auto"/>
+        <w:jc w:val="center"/>
+        <w:tblBorders>
+          <w:top w:val="none" w:sz="0" w:space="0" w:color="auto"/>
+          <w:left w:val="none" w:sz="0" w:space="0" w:color="auto"/>
+          <w:bottom w:val="none" w:sz="0" w:space="0" w:color="auto"/>
+          <w:right w:val="none" w:sz="0" w:space="0" w:color="auto"/>
+          <w:insideH w:val="none" w:sz="0" w:space="0" w:color="auto"/>
+          <w:insideV w:val="none" w:sz="0" w:space="0" w:color="auto"/>
+        </w:tblBorders>
+        <w:tblLayout w:type="fixed"/>
+        <w:tblLook w:val="04A0" w:firstRow="1" w:lastRow="0" w:firstColumn="1" w:lastColumn="0" w:noHBand="0" w:noVBand="1"/>
+      </w:tblPr>
+      <w:tblGrid>
+        <w:gridCol w:w="2700"/>
+        <w:gridCol w:w="2700"/>
+        <w:gridCol w:w="2700"/>
+        <w:gridCol w:w="2700"/>
+      </w:tblGrid>
+      <w:tr>
+        <w:trPr>
+          <w:jc w:val="center"/>
+        </w:trPr>
+        <w:tc>
+          <w:tcPr>
+            <w:tcW w:w="2700" w:type="dxa"/>
+            <w:vAlign w:val="center"/>
+          </w:tcPr>
+          <w:p>
+            <w:pPr>
+              <w:rPr>
+                <w:lang w:val="es-ES"/>
+              </w:rPr>
+            </w:pPr>
+            <w:r>
+              <w:t>{#</w:t>
+            </w:r>
+            <w:proofErr w:type="gramStart"/>
+            <w:r>
+              <w:t>conocimientos}</w:t>
+            </w:r>
+            <w:r>
+              <w:t>{</w:t>
+            </w:r>
+            <w:proofErr w:type="gramEnd"/>
+            <w:r>
+              <w:t>#conocimiento1}</w:t>
+            </w:r>
+            <w:r>
+              <w:t>•</w:t>
+            </w:r>
+            <w:r>
+              <w:t>{conocimiento1}{/conocimiento1}</w:t>
+            </w:r>
+          </w:p>
+        </w:tc>
+        <w:tc>
+          <w:tcPr>
+            <w:tcW w:w="2700" w:type="dxa"/>
+            <w:vAlign w:val="center"/>
+          </w:tcPr>
+          <w:p>
+            <w:pPr>
+              <w:rPr>
+                <w:lang w:val="es-ES"/>
+              </w:rPr>
+            </w:pPr>
+            <w:r>
+              <w:t>{#conocimiento</w:t>
+            </w:r>
+            <w:proofErr w:type="gramStart"/>
+            <w:r>
+              <w:t>2}</w:t>
+            </w:r>
+            <w:r>
+              <w:t>•</w:t>
+            </w:r>
+            <w:proofErr w:type="gramEnd"/>
+            <w:r>
+              <w:t>{conocimiento</w:t>
+            </w:r>
+            <w:r>
+              <w:t>2</w:t>
+            </w:r>
+            <w:r>
+              <w:t>}</w:t>
+            </w:r>
+            <w:r>
+              <w:t>{/conocimiento2}</w:t>
+            </w:r>
+          </w:p>
+        </w:tc>
+        <w:tc>
+          <w:tcPr>
+            <w:tcW w:w="2700" w:type="dxa"/>
+            <w:vAlign w:val="center"/>
+          </w:tcPr>
+          <w:p>
+            <w:pPr>
+              <w:rPr>
+                <w:lang w:val="es-ES"/>
+              </w:rPr>
+            </w:pPr>
+            <w:r>
+              <w:t>{#conocimiento</w:t>
+            </w:r>
+            <w:proofErr w:type="gramStart"/>
+            <w:r>
+              <w:t>3}</w:t>
+            </w:r>
+            <w:r>
+              <w:t>•</w:t>
+            </w:r>
+            <w:proofErr w:type="gramEnd"/>
+            <w:r>
+              <w:t>{conocimiento</w:t>
+            </w:r>
+            <w:r>
+              <w:t>3</w:t>
+            </w:r>
+            <w:r>
+              <w:t>}</w:t>
+            </w:r>
+            <w:r>
+              <w:t>{/conocimiento3}</w:t>
+            </w:r>
+          </w:p>
+        </w:tc>
+        <w:tc>
+          <w:tcPr>
+            <w:tcW w:w="2700" w:type="dxa"/>
+            <w:vAlign w:val="center"/>
+          </w:tcPr>
+          <w:p>
+            <w:pPr>
+              <w:rPr>
+                <w:lang w:val="es-ES"/>
+              </w:rPr>
+            </w:pPr>
+            <w:r>
+              <w:t>{#conocimiento</w:t>
+            </w:r>
+            <w:proofErr w:type="gramStart"/>
+            <w:r>
+              <w:t>4}</w:t>
+            </w:r>
+            <w:r>
+              <w:t>•</w:t>
+            </w:r>
+            <w:proofErr w:type="gramEnd"/>
+            <w:r>
+              <w:t>{conocimiento</w:t>
+            </w:r>
+            <w:r>
+              <w:t>4</w:t>
+            </w:r>
+            <w:r>
+              <w:t>}</w:t>
+            </w:r>
+            <w:r>
+              <w:t>{/conocimiento4}</w:t>
+            </w:r>
+            <w:r>
+              <w:t>{/}</w:t>
+            </w:r>
+          </w:p>
+        </w:tc>
+      </w:tr>
+    </w:tbl>
+    <w:p>
+      <w:pPr>
+        <w:spacing w:before="240"/>
+        <w:rPr>
+          <w:color w:val="000000" w:themeColor="text1"/>
+          <w:lang w:val="es-ES"/>
+        </w:rPr>
+      </w:pPr>
+      <w:r>
+        <w:rPr>
+          <w:color w:val="000000" w:themeColor="text1"/>
+          <w:lang w:val="es-ES"/>
+        </w:rPr>
+        <w:t>{/</w:t>
+      </w:r>
+      <w:proofErr w:type="spellStart"/>
+      <w:r>
+        <w:rPr>
+          <w:color w:val="000000" w:themeColor="text1"/>
+        </w:rPr>
+        <w:t>tieneConocimientos</w:t>
+      </w:r>
+      <w:proofErr w:type="spellEnd"/>
+      <w:r>
+        <w:rPr>
+          <w:color w:val="000000" w:themeColor="text1"/>
+          <w:lang w:val="es-ES"/>
+        </w:rPr>
+        <w:t>}</w:t>
+      </w:r>
+    </w:p>
+    <w:p>
+      <w:pPr>
+        <w:spacing w:before="240"/>
+        <w:rPr>
+          <w:color w:val="000000" w:themeColor="text1"/>
+        </w:rPr>
+      </w:pPr>
+      <w:r>
+        <w:rPr>
+          <w:color w:val="000000" w:themeColor="text1"/>
+          <w:lang w:val="es-ES"/>
+        </w:rPr>
+        <w:t>{#</w:t>
+      </w:r>
+      <w:proofErr w:type="spellStart"/>
+      <w:r>
+        <w:rPr>
+          <w:color w:val="000000" w:themeColor="text1"/>
+        </w:rPr>
+        <w:t>tieneSkills</w:t>
+      </w:r>
+      <w:proofErr w:type="spellEnd"/>
+      <w:r>
+        <w:rPr>
+          <w:color w:val="000000" w:themeColor="text1"/>
+          <w:lang w:val="es-ES"/>
+        </w:rPr>
+        <w:t>}</w:t>
+      </w:r>
+    </w:p>
+    <w:p>
+      <w:pPr>
         <w:keepNext/>
-        <w:spacing w:after="0"/>
+        <w:spacing w:before="240" w:after="0"/>
         <w:rPr>
           <w:b/>
           <w:bCs/>
@@ -744,7 +1016,7 @@
           <w:color w:val="0070C0"/>
           <w:lang w:val="es-ES"/>
         </w:rPr>
-        <w:t>CONOCIMIENTO TECNICO</w:t>
+        <w:t>HABILIDADES BLANDAS</w:t>
       </w:r>
     </w:p>
     <w:p>
@@ -810,20 +1082,41 @@
             </w:r>
             <w:proofErr w:type="gramStart"/>
             <w:r>
-              <w:t>conocimientos}</w:t>
+              <w:t>habilidades}</w:t>
             </w:r>
             <w:r>
               <w:t>{</w:t>
             </w:r>
             <w:proofErr w:type="gramEnd"/>
             <w:r>
-              <w:t>#conocimiento1}</w:t>
+              <w:t>#</w:t>
+            </w:r>
+            <w:r>
+              <w:t>skill</w:t>
+            </w:r>
+            <w:r>
+              <w:t>1}</w:t>
             </w:r>
             <w:r>
               <w:t>•</w:t>
             </w:r>
             <w:r>
-              <w:t>{conocimiento1}{/conocimiento1}</w:t>
+              <w:t>{skill</w:t>
+            </w:r>
+            <w:r>
+              <w:t>1</w:t>
+            </w:r>
+            <w:r>
+              <w:t>}{/</w:t>
+            </w:r>
+            <w:r>
+              <w:t>skill</w:t>
+            </w:r>
+            <w:r>
+              <w:t>1</w:t>
+            </w:r>
+            <w:r>
+              <w:t>}</w:t>
             </w:r>
           </w:p>
         </w:tc>
@@ -840,7 +1133,10 @@
               </w:rPr>
             </w:pPr>
             <w:r>
-              <w:t>{#conocimiento</w:t>
+              <w:t>{#</w:t>
+            </w:r>
+            <w:r>
+              <w:t>skill</w:t>
             </w:r>
             <w:proofErr w:type="gramStart"/>
             <w:r>
@@ -851,16 +1147,22 @@
             </w:r>
             <w:proofErr w:type="gramEnd"/>
             <w:r>
-              <w:t>{conocimiento</w:t>
-            </w:r>
-            <w:r>
-              <w:t>2</w:t>
+              <w:t>{</w:t>
+            </w:r>
+            <w:r>
+              <w:t>skill2</w:t>
             </w:r>
             <w:r>
               <w:t>}</w:t>
             </w:r>
             <w:r>
-              <w:t>{/conocimiento2}</w:t>
+              <w:t>{/</w:t>
+            </w:r>
+            <w:r>
+              <w:t>skill2</w:t>
+            </w:r>
+            <w:r>
+              <w:t>}</w:t>
             </w:r>
           </w:p>
         </w:tc>
@@ -877,7 +1179,10 @@
               </w:rPr>
             </w:pPr>
             <w:r>
-              <w:t>{#conocimiento</w:t>
+              <w:t>{#</w:t>
+            </w:r>
+            <w:r>
+              <w:t>skill</w:t>
             </w:r>
             <w:proofErr w:type="gramStart"/>
             <w:r>
@@ -888,16 +1193,22 @@
             </w:r>
             <w:proofErr w:type="gramEnd"/>
             <w:r>
-              <w:t>{conocimiento</w:t>
-            </w:r>
-            <w:r>
-              <w:t>3</w:t>
+              <w:t>{</w:t>
+            </w:r>
+            <w:r>
+              <w:t>skill3</w:t>
             </w:r>
             <w:r>
               <w:t>}</w:t>
             </w:r>
             <w:r>
-              <w:t>{/conocimiento3}</w:t>
+              <w:t>{/</w:t>
+            </w:r>
+            <w:r>
+              <w:t>skill3</w:t>
+            </w:r>
+            <w:r>
+              <w:t>}</w:t>
             </w:r>
           </w:p>
         </w:tc>
@@ -914,7 +1225,10 @@
               </w:rPr>
             </w:pPr>
             <w:r>
-              <w:t>{#conocimiento</w:t>
+              <w:t>{#</w:t>
+            </w:r>
+            <w:r>
+              <w:t>skill</w:t>
             </w:r>
             <w:proofErr w:type="gramStart"/>
             <w:r>
@@ -925,7 +1239,10 @@
             </w:r>
             <w:proofErr w:type="gramEnd"/>
             <w:r>
-              <w:t>{conocimiento</w:t>
+              <w:t>{</w:t>
+            </w:r>
+            <w:r>
+              <w:t>skill</w:t>
             </w:r>
             <w:r>
               <w:t>4</w:t>
@@ -934,10 +1251,19 @@
               <w:t>}</w:t>
             </w:r>
             <w:r>
-              <w:t>{/conocimiento4}</w:t>
-            </w:r>
-            <w:r>
-              <w:t>{/}</w:t>
+              <w:t>{/</w:t>
+            </w:r>
+            <w:r>
+              <w:t>skill</w:t>
+            </w:r>
+            <w:r>
+              <w:t>4}</w:t>
+            </w:r>
+            <w:r>
+              <w:t>{</w:t>
+            </w:r>
+            <w:r>
+              <w:t>/}</w:t>
             </w:r>
           </w:p>
         </w:tc>
@@ -945,338 +1271,6 @@
     </w:tbl>
     <w:p>
       <w:pPr>
-        <w:spacing w:before="240"/>
-        <w:rPr>
-          <w:color w:val="000000" w:themeColor="text1"/>
-          <w:lang w:val="es-ES"/>
-        </w:rPr>
-      </w:pPr>
-      <w:r>
-        <w:rPr>
-          <w:color w:val="000000" w:themeColor="text1"/>
-          <w:lang w:val="es-ES"/>
-        </w:rPr>
-        <w:t>{/</w:t>
-      </w:r>
-      <w:proofErr w:type="spellStart"/>
-      <w:r>
-        <w:rPr>
-          <w:color w:val="000000" w:themeColor="text1"/>
-        </w:rPr>
-        <w:t>tieneConocimientos</w:t>
-      </w:r>
-      <w:proofErr w:type="spellEnd"/>
-      <w:r>
-        <w:rPr>
-          <w:color w:val="000000" w:themeColor="text1"/>
-          <w:lang w:val="es-ES"/>
-        </w:rPr>
-        <w:t>}</w:t>
-      </w:r>
-    </w:p>
-    <w:p>
-      <w:pPr>
-        <w:spacing w:before="240"/>
-        <w:rPr>
-          <w:color w:val="000000" w:themeColor="text1"/>
-        </w:rPr>
-      </w:pPr>
-      <w:r>
-        <w:rPr>
-          <w:color w:val="000000" w:themeColor="text1"/>
-          <w:lang w:val="es-ES"/>
-        </w:rPr>
-        <w:t>{#</w:t>
-      </w:r>
-      <w:proofErr w:type="spellStart"/>
-      <w:r>
-        <w:rPr>
-          <w:color w:val="000000" w:themeColor="text1"/>
-        </w:rPr>
-        <w:t>tieneSkills</w:t>
-      </w:r>
-      <w:proofErr w:type="spellEnd"/>
-      <w:r>
-        <w:rPr>
-          <w:color w:val="000000" w:themeColor="text1"/>
-          <w:lang w:val="es-ES"/>
-        </w:rPr>
-        <w:t>}</w:t>
-      </w:r>
-    </w:p>
-    <w:p>
-      <w:pPr>
-        <w:keepNext/>
-        <w:spacing w:before="240" w:after="0"/>
-        <w:rPr>
-          <w:b/>
-          <w:bCs/>
-          <w:color w:val="0070C0"/>
-          <w:lang w:val="es-ES"/>
-        </w:rPr>
-      </w:pPr>
-      <w:r>
-        <w:rPr>
-          <w:b/>
-          <w:bCs/>
-          <w:color w:val="0070C0"/>
-          <w:lang w:val="es-ES"/>
-        </w:rPr>
-        <w:t>HABILIDADES BLANDAS</w:t>
-      </w:r>
-    </w:p>
-    <w:p>
-      <w:pPr>
-        <w:keepNext/>
-        <w:spacing w:after="0"/>
-        <w:rPr>
-          <w:b/>
-          <w:bCs/>
-          <w:color w:val="000000" w:themeColor="text1"/>
-          <w:lang w:val="es-ES"/>
-        </w:rPr>
-      </w:pPr>
-      <w:r>
-        <w:rPr>
-          <w:b/>
-          <w:bCs/>
-          <w:color w:val="000000" w:themeColor="text1"/>
-        </w:rPr>
-        <w:t>‾‾‾‾‾‾‾‾‾‾‾‾‾‾‾‾‾‾‾‾‾‾‾‾‾‾‾‾‾‾‾‾‾‾‾‾‾‾‾‾‾‾‾‾‾‾‾‾‾‾‾‾‾‾‾‾‾‾‾‾‾‾‾‾‾‾‾‾‾‾‾‾‾‾‾‾‾‾‾‾‾‾‾‾‾‾‾‾‾‾‾‾‾‾‾‾‾</w:t>
-      </w:r>
-    </w:p>
-    <w:tbl>
-      <w:tblPr>
-        <w:tblStyle w:val="Tablaconcuadrcula"/>
-        <w:tblW w:w="0" w:type="auto"/>
-        <w:jc w:val="center"/>
-        <w:tblBorders>
-          <w:top w:val="none" w:sz="0" w:space="0" w:color="auto"/>
-          <w:left w:val="none" w:sz="0" w:space="0" w:color="auto"/>
-          <w:bottom w:val="none" w:sz="0" w:space="0" w:color="auto"/>
-          <w:right w:val="none" w:sz="0" w:space="0" w:color="auto"/>
-          <w:insideH w:val="none" w:sz="0" w:space="0" w:color="auto"/>
-          <w:insideV w:val="none" w:sz="0" w:space="0" w:color="auto"/>
-        </w:tblBorders>
-        <w:tblLayout w:type="fixed"/>
-        <w:tblLook w:val="04A0" w:firstRow="1" w:lastRow="0" w:firstColumn="1" w:lastColumn="0" w:noHBand="0" w:noVBand="1"/>
-      </w:tblPr>
-      <w:tblGrid>
-        <w:gridCol w:w="2700"/>
-        <w:gridCol w:w="2700"/>
-        <w:gridCol w:w="2700"/>
-        <w:gridCol w:w="2700"/>
-      </w:tblGrid>
-      <w:tr>
-        <w:trPr>
-          <w:jc w:val="center"/>
-        </w:trPr>
-        <w:tc>
-          <w:tcPr>
-            <w:tcW w:w="2700" w:type="dxa"/>
-            <w:vAlign w:val="center"/>
-          </w:tcPr>
-          <w:p>
-            <w:pPr>
-              <w:keepNext/>
-              <w:rPr>
-                <w:lang w:val="es-ES"/>
-              </w:rPr>
-            </w:pPr>
-            <w:r>
-              <w:t>{#</w:t>
-            </w:r>
-            <w:proofErr w:type="gramStart"/>
-            <w:r>
-              <w:t>habilidades}</w:t>
-            </w:r>
-            <w:r>
-              <w:t>{</w:t>
-            </w:r>
-            <w:proofErr w:type="gramEnd"/>
-            <w:r>
-              <w:t>#</w:t>
-            </w:r>
-            <w:r>
-              <w:t>skill</w:t>
-            </w:r>
-            <w:r>
-              <w:t>1}</w:t>
-            </w:r>
-            <w:r>
-              <w:t>•</w:t>
-            </w:r>
-            <w:r>
-              <w:t>{skill</w:t>
-            </w:r>
-            <w:r>
-              <w:t>1</w:t>
-            </w:r>
-            <w:r>
-              <w:t>}{/</w:t>
-            </w:r>
-            <w:r>
-              <w:t>skill</w:t>
-            </w:r>
-            <w:r>
-              <w:t>1</w:t>
-            </w:r>
-            <w:r>
-              <w:t>}</w:t>
-            </w:r>
-          </w:p>
-        </w:tc>
-        <w:tc>
-          <w:tcPr>
-            <w:tcW w:w="2700" w:type="dxa"/>
-            <w:vAlign w:val="center"/>
-          </w:tcPr>
-          <w:p>
-            <w:pPr>
-              <w:keepNext/>
-              <w:rPr>
-                <w:lang w:val="es-ES"/>
-              </w:rPr>
-            </w:pPr>
-            <w:r>
-              <w:t>{#</w:t>
-            </w:r>
-            <w:r>
-              <w:t>skill</w:t>
-            </w:r>
-            <w:proofErr w:type="gramStart"/>
-            <w:r>
-              <w:t>2}</w:t>
-            </w:r>
-            <w:r>
-              <w:t>•</w:t>
-            </w:r>
-            <w:proofErr w:type="gramEnd"/>
-            <w:r>
-              <w:t>{</w:t>
-            </w:r>
-            <w:r>
-              <w:t>skill2</w:t>
-            </w:r>
-            <w:r>
-              <w:t>}</w:t>
-            </w:r>
-            <w:r>
-              <w:t>{/</w:t>
-            </w:r>
-            <w:r>
-              <w:t>skill2</w:t>
-            </w:r>
-            <w:r>
-              <w:t>}</w:t>
-            </w:r>
-          </w:p>
-        </w:tc>
-        <w:tc>
-          <w:tcPr>
-            <w:tcW w:w="2700" w:type="dxa"/>
-            <w:vAlign w:val="center"/>
-          </w:tcPr>
-          <w:p>
-            <w:pPr>
-              <w:keepNext/>
-              <w:rPr>
-                <w:lang w:val="es-ES"/>
-              </w:rPr>
-            </w:pPr>
-            <w:r>
-              <w:t>{#</w:t>
-            </w:r>
-            <w:r>
-              <w:t>skill</w:t>
-            </w:r>
-            <w:proofErr w:type="gramStart"/>
-            <w:r>
-              <w:t>3}</w:t>
-            </w:r>
-            <w:r>
-              <w:t>•</w:t>
-            </w:r>
-            <w:proofErr w:type="gramEnd"/>
-            <w:r>
-              <w:t>{</w:t>
-            </w:r>
-            <w:r>
-              <w:t>skill3</w:t>
-            </w:r>
-            <w:r>
-              <w:t>}</w:t>
-            </w:r>
-            <w:r>
-              <w:t>{/</w:t>
-            </w:r>
-            <w:r>
-              <w:t>skill3</w:t>
-            </w:r>
-            <w:r>
-              <w:t>}</w:t>
-            </w:r>
-          </w:p>
-        </w:tc>
-        <w:tc>
-          <w:tcPr>
-            <w:tcW w:w="2700" w:type="dxa"/>
-            <w:vAlign w:val="center"/>
-          </w:tcPr>
-          <w:p>
-            <w:pPr>
-              <w:keepNext/>
-              <w:rPr>
-                <w:lang w:val="es-ES"/>
-              </w:rPr>
-            </w:pPr>
-            <w:r>
-              <w:t>{#</w:t>
-            </w:r>
-            <w:r>
-              <w:t>skill</w:t>
-            </w:r>
-            <w:proofErr w:type="gramStart"/>
-            <w:r>
-              <w:t>4}</w:t>
-            </w:r>
-            <w:r>
-              <w:t>•</w:t>
-            </w:r>
-            <w:proofErr w:type="gramEnd"/>
-            <w:r>
-              <w:t>{</w:t>
-            </w:r>
-            <w:r>
-              <w:t>skill</w:t>
-            </w:r>
-            <w:r>
-              <w:t>4</w:t>
-            </w:r>
-            <w:r>
-              <w:t>}</w:t>
-            </w:r>
-            <w:r>
-              <w:t>{/</w:t>
-            </w:r>
-            <w:r>
-              <w:t>skill</w:t>
-            </w:r>
-            <w:r>
-              <w:t>4}</w:t>
-            </w:r>
-            <w:r>
-              <w:t>{</w:t>
-            </w:r>
-            <w:r>
-              <w:t>/}</w:t>
-            </w:r>
-          </w:p>
-        </w:tc>
-      </w:tr>
-    </w:tbl>
-    <w:p>
-      <w:pPr>
         <w:jc w:val="both"/>
         <w:rPr>
           <w:color w:val="000000" w:themeColor="text1"/>
@@ -1515,12 +1509,6 @@
       <w:r>
         <w:t>}</w:t>
       </w:r>
-    </w:p>
-    <w:p>
-      <w:pPr>
-        <w:spacing w:after="0"/>
-        <w:jc w:val="both"/>
-      </w:pPr>
     </w:p>
     <w:p>
       <w:pPr>

--- a/assets/PlantillaUno.docx
+++ b/assets/PlantillaUno.docx
@@ -745,6 +745,15 @@
         </w:rPr>
         <w:t>CONOCIMIENTO TECNICO</w:t>
       </w:r>
+      <w:r>
+        <w:rPr>
+          <w:b/>
+          <w:bCs/>
+          <w:color w:val="0070C0"/>
+          <w:lang w:val="es-ES"/>
+        </w:rPr>
+        <w:t xml:space="preserve"> </w:t>
+      </w:r>
     </w:p>
     <w:p>
       <w:pPr>
@@ -1271,7 +1280,7 @@
     </w:tbl>
     <w:p>
       <w:pPr>
-        <w:jc w:val="both"/>
+        <w:spacing w:before="240"/>
         <w:rPr>
           <w:color w:val="000000" w:themeColor="text1"/>
           <w:lang w:val="es-ES"/>
@@ -1287,7 +1296,7 @@
       <w:proofErr w:type="spellStart"/>
       <w:r>
         <w:rPr>
-          <w:lang w:val="es-ES"/>
+          <w:color w:val="000000" w:themeColor="text1"/>
         </w:rPr>
         <w:t>tieneSkills</w:t>
       </w:r>
@@ -1302,16 +1311,28 @@
     </w:p>
     <w:p>
       <w:pPr>
-        <w:jc w:val="both"/>
-        <w:rPr>
-          <w:lang w:val="es-ES"/>
-        </w:rPr>
-      </w:pPr>
-      <w:r>
-        <w:rPr>
-          <w:lang w:val="es-ES"/>
-        </w:rPr>
-        <w:t>{#tieneCursos}</w:t>
+        <w:spacing w:before="240"/>
+        <w:rPr>
+          <w:lang w:val="es-ES"/>
+        </w:rPr>
+      </w:pPr>
+      <w:r>
+        <w:rPr>
+          <w:lang w:val="es-ES"/>
+        </w:rPr>
+        <w:t>{#</w:t>
+      </w:r>
+      <w:r>
+        <w:rPr>
+          <w:color w:val="000000" w:themeColor="text1"/>
+        </w:rPr>
+        <w:t>tieneCursos</w:t>
+      </w:r>
+      <w:r>
+        <w:rPr>
+          <w:lang w:val="es-ES"/>
+        </w:rPr>
+        <w:t>}</w:t>
       </w:r>
     </w:p>
     <w:p>

--- a/assets/PlantillaUno.docx
+++ b/assets/PlantillaUno.docx
@@ -1009,7 +1009,6 @@
     </w:p>
     <w:p>
       <w:pPr>
-        <w:keepNext/>
         <w:spacing w:before="240" w:after="0"/>
         <w:rPr>
           <w:b/>
@@ -1030,7 +1029,6 @@
     </w:p>
     <w:p>
       <w:pPr>
-        <w:keepNext/>
         <w:spacing w:after="0"/>
         <w:rPr>
           <w:b/>
@@ -1081,7 +1079,6 @@
           </w:tcPr>
           <w:p>
             <w:pPr>
-              <w:keepNext/>
               <w:rPr>
                 <w:lang w:val="es-ES"/>
               </w:rPr>
@@ -1136,7 +1133,6 @@
           </w:tcPr>
           <w:p>
             <w:pPr>
-              <w:keepNext/>
               <w:rPr>
                 <w:lang w:val="es-ES"/>
               </w:rPr>
@@ -1182,7 +1178,6 @@
           </w:tcPr>
           <w:p>
             <w:pPr>
-              <w:keepNext/>
               <w:rPr>
                 <w:lang w:val="es-ES"/>
               </w:rPr>
@@ -1228,7 +1223,6 @@
           </w:tcPr>
           <w:p>
             <w:pPr>
-              <w:keepNext/>
               <w:rPr>
                 <w:lang w:val="es-ES"/>
               </w:rPr>
@@ -1337,7 +1331,6 @@
     </w:p>
     <w:p>
       <w:pPr>
-        <w:keepNext/>
         <w:spacing w:after="0"/>
         <w:rPr>
           <w:b/>
@@ -1353,33 +1346,31 @@
           <w:color w:val="0070C0"/>
           <w:lang w:val="es-ES"/>
         </w:rPr>
+        <w:t>OTROS ESTUDIOS</w:t>
+      </w:r>
+    </w:p>
+    <w:p>
+      <w:pPr>
+        <w:spacing w:after="0"/>
+        <w:rPr>
+          <w:b/>
+          <w:bCs/>
+          <w:color w:val="000000" w:themeColor="text1"/>
+          <w:lang w:val="es-ES"/>
+        </w:rPr>
+      </w:pPr>
+      <w:r>
+        <w:rPr>
+          <w:b/>
+          <w:bCs/>
+          <w:color w:val="000000" w:themeColor="text1"/>
+        </w:rPr>
         <w:lastRenderedPageBreak/>
-        <w:t>OTROS ESTUDIOS</w:t>
-      </w:r>
-    </w:p>
-    <w:p>
-      <w:pPr>
-        <w:keepNext/>
-        <w:spacing w:after="0"/>
-        <w:rPr>
-          <w:b/>
-          <w:bCs/>
-          <w:color w:val="000000" w:themeColor="text1"/>
-          <w:lang w:val="es-ES"/>
-        </w:rPr>
-      </w:pPr>
-      <w:r>
-        <w:rPr>
-          <w:b/>
-          <w:bCs/>
-          <w:color w:val="000000" w:themeColor="text1"/>
-        </w:rPr>
         <w:t>‾‾‾‾‾‾‾‾‾‾‾‾‾‾‾‾‾‾‾‾‾‾‾‾‾‾‾‾‾‾‾‾‾‾‾‾‾‾‾‾‾‾‾‾‾‾‾‾‾‾‾‾‾‾‾‾‾‾‾‾‾‾‾‾‾‾‾‾‾‾‾‾‾‾‾‾‾‾‾‾‾‾‾‾‾‾‾‾‾‾‾‾‾‾‾‾‾</w:t>
       </w:r>
     </w:p>
     <w:p>
       <w:pPr>
-        <w:keepNext/>
         <w:spacing w:after="0"/>
         <w:jc w:val="both"/>
       </w:pPr>
@@ -1389,7 +1380,6 @@
     </w:p>
     <w:p>
       <w:pPr>
-        <w:keepNext/>
         <w:spacing w:after="0"/>
         <w:jc w:val="both"/>
         <w:rPr>
@@ -1547,7 +1537,6 @@
     </w:p>
     <w:p>
       <w:pPr>
-        <w:keepNext/>
         <w:spacing w:after="0"/>
         <w:rPr>
           <w:b/>
@@ -1568,7 +1557,6 @@
     </w:p>
     <w:p>
       <w:pPr>
-        <w:keepNext/>
         <w:spacing w:after="0"/>
         <w:rPr>
           <w:b/>
@@ -1587,9 +1575,6 @@
       </w:r>
     </w:p>
     <w:p>
-      <w:pPr>
-        <w:keepNext/>
-      </w:pPr>
       <w:r>
         <w:t>{comentarios}</w:t>
       </w:r>
